--- a/site/downloads/handbook-B.docx
+++ b/site/downloads/handbook-B.docx
@@ -3176,9 +3176,6 @@
       </w:r>
     </w:p>
     <w:p>
-      <w:pPr>
-        <w:pStyle w:val="ListBullet"/>
-      </w:pPr>
       <w:r>
         <w:rPr>
           <w:b w:val="0"/>
@@ -3188,9 +3185,6 @@
       </w:r>
     </w:p>
     <w:p>
-      <w:pPr>
-        <w:pStyle w:val="ListBullet"/>
-      </w:pPr>
       <w:r>
         <w:rPr>
           <w:b w:val="0"/>
@@ -3200,9 +3194,6 @@
       </w:r>
     </w:p>
     <w:p>
-      <w:pPr>
-        <w:pStyle w:val="ListBullet"/>
-      </w:pPr>
       <w:r>
         <w:rPr>
           <w:b w:val="0"/>
@@ -3212,9 +3203,6 @@
       </w:r>
     </w:p>
     <w:p>
-      <w:pPr>
-        <w:pStyle w:val="ListBullet"/>
-      </w:pPr>
       <w:r>
         <w:rPr>
           <w:b w:val="0"/>
@@ -3224,9 +3212,6 @@
       </w:r>
     </w:p>
     <w:p>
-      <w:pPr>
-        <w:pStyle w:val="ListBullet"/>
-      </w:pPr>
       <w:r>
         <w:rPr>
           <w:b w:val="0"/>
@@ -3236,9 +3221,6 @@
       </w:r>
     </w:p>
     <w:p>
-      <w:pPr>
-        <w:pStyle w:val="ListBullet"/>
-      </w:pPr>
       <w:r>
         <w:rPr>
           <w:b w:val="0"/>
@@ -3248,9 +3230,6 @@
       </w:r>
     </w:p>
     <w:p>
-      <w:pPr>
-        <w:pStyle w:val="ListBullet"/>
-      </w:pPr>
       <w:r>
         <w:rPr>
           <w:b w:val="0"/>
@@ -3260,9 +3239,6 @@
       </w:r>
     </w:p>
     <w:p>
-      <w:pPr>
-        <w:pStyle w:val="ListBullet"/>
-      </w:pPr>
       <w:r>
         <w:rPr>
           <w:b w:val="0"/>
@@ -3272,9 +3248,6 @@
       </w:r>
     </w:p>
     <w:p>
-      <w:pPr>
-        <w:pStyle w:val="ListBullet"/>
-      </w:pPr>
       <w:r>
         <w:rPr>
           <w:b w:val="0"/>
@@ -3284,9 +3257,6 @@
       </w:r>
     </w:p>
     <w:p>
-      <w:pPr>
-        <w:pStyle w:val="ListBullet"/>
-      </w:pPr>
       <w:r>
         <w:rPr>
           <w:b w:val="0"/>
@@ -3296,9 +3266,6 @@
       </w:r>
     </w:p>
     <w:p>
-      <w:pPr>
-        <w:pStyle w:val="ListBullet"/>
-      </w:pPr>
       <w:r>
         <w:rPr>
           <w:b w:val="0"/>
@@ -3308,9 +3275,6 @@
       </w:r>
     </w:p>
     <w:p>
-      <w:pPr>
-        <w:pStyle w:val="ListBullet"/>
-      </w:pPr>
       <w:r>
         <w:rPr>
           <w:b w:val="0"/>
